--- a/notes_17Jun2023.docx
+++ b/notes_17Jun2023.docx
@@ -404,6 +404,7 @@
           <w:lang w:val="en-US"/>
         </w:rPr>
       </w:pPr>
+      <w:proofErr w:type="spellStart"/>
       <w:proofErr w:type="gramStart"/>
       <w:r>
         <w:rPr>
@@ -411,6 +412,7 @@
         </w:rPr>
         <w:t>Lets</w:t>
       </w:r>
+      <w:proofErr w:type="spellEnd"/>
       <w:proofErr w:type="gramEnd"/>
       <w:r>
         <w:rPr>
@@ -1143,6 +1145,9 @@
           <w:ilvl w:val="0"/>
           <w:numId w:val="3"/>
         </w:numPr>
+        <w:pBdr>
+          <w:bottom w:val="single" w:sz="6" w:space="1" w:color="auto"/>
+        </w:pBdr>
         <w:rPr>
           <w:lang w:val="en-US"/>
         </w:rPr>
@@ -1158,6 +1163,1574 @@
       <w:pPr>
         <w:pStyle w:val="ListParagraph"/>
         <w:rPr>
+          <w:lang w:val="en-US"/>
+        </w:rPr>
+      </w:pPr>
+    </w:p>
+    <w:p>
+      <w:pPr>
+        <w:pStyle w:val="ListParagraph"/>
+        <w:rPr>
+          <w:lang w:val="en-US"/>
+        </w:rPr>
+      </w:pPr>
+    </w:p>
+    <w:p>
+      <w:pPr>
+        <w:pStyle w:val="ListParagraph"/>
+        <w:rPr>
+          <w:lang w:val="en-US"/>
+        </w:rPr>
+      </w:pPr>
+    </w:p>
+    <w:p>
+      <w:pPr>
+        <w:pStyle w:val="ListParagraph"/>
+        <w:rPr>
+          <w:lang w:val="en-US"/>
+        </w:rPr>
+      </w:pPr>
+      <w:r>
+        <w:rPr>
+          <w:lang w:val="en-US"/>
+        </w:rPr>
+        <w:t>@RestController</w:t>
+      </w:r>
+    </w:p>
+    <w:p>
+      <w:pPr>
+        <w:pStyle w:val="ListParagraph"/>
+        <w:rPr>
+          <w:lang w:val="en-US"/>
+        </w:rPr>
+      </w:pPr>
+      <w:r>
+        <w:rPr>
+          <w:lang w:val="en-US"/>
+        </w:rPr>
+        <w:t>@RequestMapping(“/</w:t>
+      </w:r>
+      <w:r>
+        <w:rPr>
+          <w:lang w:val="en-US"/>
+        </w:rPr>
+        <w:t>contracE</w:t>
+      </w:r>
+      <w:r>
+        <w:rPr>
+          <w:lang w:val="en-US"/>
+        </w:rPr>
+        <w:t>mployee”)</w:t>
+      </w:r>
+    </w:p>
+    <w:p>
+      <w:pPr>
+        <w:pStyle w:val="ListParagraph"/>
+        <w:rPr>
+          <w:lang w:val="en-US"/>
+        </w:rPr>
+      </w:pPr>
+      <w:r>
+        <w:rPr>
+          <w:lang w:val="en-US"/>
+        </w:rPr>
+        <w:t xml:space="preserve">public class </w:t>
+      </w:r>
+      <w:proofErr w:type="spellStart"/>
+      <w:r>
+        <w:rPr>
+          <w:lang w:val="en-US"/>
+        </w:rPr>
+        <w:t>MyController</w:t>
+      </w:r>
+      <w:proofErr w:type="spellEnd"/>
+    </w:p>
+    <w:p>
+      <w:pPr>
+        <w:pStyle w:val="ListParagraph"/>
+        <w:rPr>
+          <w:lang w:val="en-US"/>
+        </w:rPr>
+      </w:pPr>
+      <w:r>
+        <w:rPr>
+          <w:lang w:val="en-US"/>
+        </w:rPr>
+        <w:t>{</w:t>
+      </w:r>
+    </w:p>
+    <w:p>
+      <w:pPr>
+        <w:pStyle w:val="ListParagraph"/>
+        <w:rPr>
+          <w:lang w:val="en-US"/>
+        </w:rPr>
+      </w:pPr>
+      <w:r>
+        <w:rPr>
+          <w:lang w:val="en-US"/>
+        </w:rPr>
+        <w:t>//</w:t>
+      </w:r>
+      <w:r>
+        <w:rPr>
+          <w:lang w:val="en-US"/>
+        </w:rPr>
+        <w:tab/>
+        <w:t>@</w:t>
+      </w:r>
+      <w:proofErr w:type="gramStart"/>
+      <w:r>
+        <w:rPr>
+          <w:lang w:val="en-US"/>
+        </w:rPr>
+        <w:t>RequestMapping(</w:t>
+      </w:r>
+      <w:proofErr w:type="gramEnd"/>
+      <w:r>
+        <w:rPr>
+          <w:lang w:val="en-US"/>
+        </w:rPr>
+        <w:t>method=”GET”, value=”/”)</w:t>
+      </w:r>
+    </w:p>
+    <w:p>
+      <w:pPr>
+        <w:pStyle w:val="ListParagraph"/>
+        <w:rPr>
+          <w:lang w:val="en-US"/>
+        </w:rPr>
+      </w:pPr>
+      <w:r>
+        <w:rPr>
+          <w:lang w:val="en-US"/>
+        </w:rPr>
+        <w:tab/>
+        <w:t>@</w:t>
+      </w:r>
+      <w:proofErr w:type="gramStart"/>
+      <w:r>
+        <w:rPr>
+          <w:lang w:val="en-US"/>
+        </w:rPr>
+        <w:t>GetMapping(</w:t>
+      </w:r>
+      <w:proofErr w:type="gramEnd"/>
+      <w:r>
+        <w:rPr>
+          <w:lang w:val="en-US"/>
+        </w:rPr>
+        <w:t>“/”)</w:t>
+      </w:r>
+    </w:p>
+    <w:p>
+      <w:pPr>
+        <w:pStyle w:val="ListParagraph"/>
+        <w:rPr>
+          <w:lang w:val="en-US"/>
+        </w:rPr>
+      </w:pPr>
+      <w:r>
+        <w:rPr>
+          <w:lang w:val="en-US"/>
+        </w:rPr>
+        <w:tab/>
+        <w:t xml:space="preserve">public String </w:t>
+      </w:r>
+      <w:proofErr w:type="gramStart"/>
+      <w:r>
+        <w:rPr>
+          <w:lang w:val="en-US"/>
+        </w:rPr>
+        <w:t>home(</w:t>
+      </w:r>
+      <w:proofErr w:type="gramEnd"/>
+      <w:r>
+        <w:rPr>
+          <w:lang w:val="en-US"/>
+        </w:rPr>
+        <w:t>)</w:t>
+      </w:r>
+    </w:p>
+    <w:p>
+      <w:pPr>
+        <w:pStyle w:val="ListParagraph"/>
+        <w:rPr>
+          <w:lang w:val="en-US"/>
+        </w:rPr>
+      </w:pPr>
+      <w:r>
+        <w:rPr>
+          <w:lang w:val="en-US"/>
+        </w:rPr>
+        <w:tab/>
+        <w:t>{</w:t>
+      </w:r>
+    </w:p>
+    <w:p>
+      <w:pPr>
+        <w:pStyle w:val="ListParagraph"/>
+        <w:rPr>
+          <w:lang w:val="en-US"/>
+        </w:rPr>
+      </w:pPr>
+      <w:r>
+        <w:rPr>
+          <w:lang w:val="en-US"/>
+        </w:rPr>
+        <w:tab/>
+        <w:t>}</w:t>
+      </w:r>
+    </w:p>
+    <w:p>
+      <w:pPr>
+        <w:pStyle w:val="ListParagraph"/>
+        <w:rPr>
+          <w:lang w:val="en-US"/>
+        </w:rPr>
+      </w:pPr>
+      <w:r>
+        <w:rPr>
+          <w:lang w:val="en-US"/>
+        </w:rPr>
+        <w:t>}</w:t>
+      </w:r>
+    </w:p>
+    <w:p>
+      <w:pPr>
+        <w:pStyle w:val="ListParagraph"/>
+        <w:rPr>
+          <w:lang w:val="en-US"/>
+        </w:rPr>
+      </w:pPr>
+    </w:p>
+    <w:p>
+      <w:pPr>
+        <w:pStyle w:val="ListParagraph"/>
+        <w:rPr>
+          <w:lang w:val="en-US"/>
+        </w:rPr>
+      </w:pPr>
+    </w:p>
+    <w:p>
+      <w:pPr>
+        <w:pStyle w:val="ListParagraph"/>
+        <w:rPr>
+          <w:lang w:val="en-US"/>
+        </w:rPr>
+      </w:pPr>
+    </w:p>
+    <w:p>
+      <w:pPr>
+        <w:pStyle w:val="ListParagraph"/>
+        <w:rPr>
+          <w:lang w:val="en-US"/>
+        </w:rPr>
+      </w:pPr>
+      <w:hyperlink r:id="rId5" w:history="1">
+        <w:r>
+          <w:rPr>
+            <w:rStyle w:val="Hyperlink"/>
+            <w:lang w:val="en-US"/>
+          </w:rPr>
+          <w:t>https://blog.restcase.com/7-rules-for-rest-api-uri-design/</w:t>
+        </w:r>
+      </w:hyperlink>
+    </w:p>
+    <w:p>
+      <w:pPr>
+        <w:pStyle w:val="ListParagraph"/>
+        <w:rPr>
+          <w:lang w:val="en-US"/>
+        </w:rPr>
+      </w:pPr>
+    </w:p>
+    <w:p>
+      <w:pPr>
+        <w:pStyle w:val="ListParagraph"/>
+        <w:rPr>
+          <w:lang w:val="en-US"/>
+        </w:rPr>
+      </w:pPr>
+      <w:r>
+        <w:rPr>
+          <w:lang w:val="en-US"/>
+        </w:rPr>
+        <w:t xml:space="preserve">RESTful webservice / rest </w:t>
+      </w:r>
+      <w:proofErr w:type="spellStart"/>
+      <w:r>
+        <w:rPr>
+          <w:lang w:val="en-US"/>
+        </w:rPr>
+        <w:t>api</w:t>
+      </w:r>
+      <w:proofErr w:type="spellEnd"/>
+    </w:p>
+    <w:p>
+      <w:pPr>
+        <w:pStyle w:val="ListParagraph"/>
+        <w:rPr>
+          <w:lang w:val="en-US"/>
+        </w:rPr>
+      </w:pPr>
+    </w:p>
+    <w:p>
+      <w:pPr>
+        <w:pStyle w:val="ListParagraph"/>
+        <w:rPr>
+          <w:lang w:val="en-US"/>
+        </w:rPr>
+      </w:pPr>
+      <w:r>
+        <w:rPr>
+          <w:lang w:val="en-US"/>
+        </w:rPr>
+        <w:t>Entity</w:t>
+      </w:r>
+    </w:p>
+    <w:p>
+      <w:pPr>
+        <w:pStyle w:val="ListParagraph"/>
+        <w:numPr>
+          <w:ilvl w:val="3"/>
+          <w:numId w:val="5"/>
+        </w:numPr>
+        <w:rPr>
+          <w:lang w:val="en-US"/>
+        </w:rPr>
+      </w:pPr>
+      <w:r>
+        <w:rPr>
+          <w:lang w:val="en-US"/>
+        </w:rPr>
+        <w:t>Multiple entities</w:t>
+      </w:r>
+      <w:r>
+        <w:rPr>
+          <w:lang w:val="en-US"/>
+        </w:rPr>
+        <w:tab/>
+      </w:r>
+      <w:r>
+        <w:rPr>
+          <w:lang w:val="en-US"/>
+        </w:rPr>
+        <w:tab/>
+        <w:t>relationships</w:t>
+      </w:r>
+      <w:r>
+        <w:rPr>
+          <w:lang w:val="en-US"/>
+        </w:rPr>
+        <w:tab/>
+        <w:t>@OneToMany</w:t>
+      </w:r>
+    </w:p>
+    <w:p>
+      <w:pPr>
+        <w:pStyle w:val="ListParagraph"/>
+        <w:numPr>
+          <w:ilvl w:val="3"/>
+          <w:numId w:val="5"/>
+        </w:numPr>
+        <w:rPr>
+          <w:lang w:val="en-US"/>
+        </w:rPr>
+      </w:pPr>
+      <w:proofErr w:type="spellStart"/>
+      <w:r>
+        <w:rPr>
+          <w:lang w:val="en-US"/>
+        </w:rPr>
+        <w:t>findByName</w:t>
+      </w:r>
+      <w:proofErr w:type="spellEnd"/>
+      <w:r>
+        <w:rPr>
+          <w:lang w:val="en-US"/>
+        </w:rPr>
+        <w:tab/>
+      </w:r>
+      <w:r>
+        <w:rPr>
+          <w:lang w:val="en-US"/>
+        </w:rPr>
+        <w:tab/>
+        <w:t xml:space="preserve">(by </w:t>
+      </w:r>
+      <w:proofErr w:type="spellStart"/>
+      <w:r>
+        <w:rPr>
+          <w:lang w:val="en-US"/>
+        </w:rPr>
+        <w:t>non primary</w:t>
+      </w:r>
+      <w:proofErr w:type="spellEnd"/>
+      <w:r>
+        <w:rPr>
+          <w:lang w:val="en-US"/>
+        </w:rPr>
+        <w:t xml:space="preserve"> key)</w:t>
+      </w:r>
+    </w:p>
+    <w:p>
+      <w:pPr>
+        <w:pStyle w:val="ListParagraph"/>
+        <w:numPr>
+          <w:ilvl w:val="3"/>
+          <w:numId w:val="5"/>
+        </w:numPr>
+        <w:rPr>
+          <w:lang w:val="en-US"/>
+        </w:rPr>
+      </w:pPr>
+      <w:r>
+        <w:rPr>
+          <w:lang w:val="en-US"/>
+        </w:rPr>
+        <w:t xml:space="preserve">order by, </w:t>
+      </w:r>
+      <w:proofErr w:type="gramStart"/>
+      <w:r>
+        <w:rPr>
+          <w:lang w:val="en-US"/>
+        </w:rPr>
+        <w:t>group  by</w:t>
+      </w:r>
+      <w:proofErr w:type="gramEnd"/>
+    </w:p>
+    <w:p>
+      <w:pPr>
+        <w:pStyle w:val="ListParagraph"/>
+        <w:numPr>
+          <w:ilvl w:val="3"/>
+          <w:numId w:val="5"/>
+        </w:numPr>
+        <w:rPr>
+          <w:lang w:val="en-US"/>
+        </w:rPr>
+      </w:pPr>
+      <w:r>
+        <w:rPr>
+          <w:lang w:val="en-US"/>
+        </w:rPr>
+        <w:t>security</w:t>
+      </w:r>
+      <w:r>
+        <w:rPr>
+          <w:lang w:val="en-US"/>
+        </w:rPr>
+        <w:tab/>
+      </w:r>
+      <w:r>
+        <w:rPr>
+          <w:lang w:val="en-US"/>
+        </w:rPr>
+        <w:tab/>
+        <w:t>(</w:t>
+      </w:r>
+      <w:proofErr w:type="spellStart"/>
+      <w:r>
+        <w:rPr>
+          <w:lang w:val="en-US"/>
+        </w:rPr>
+        <w:t>mcq</w:t>
+      </w:r>
+      <w:proofErr w:type="spellEnd"/>
+      <w:r>
+        <w:rPr>
+          <w:lang w:val="en-US"/>
+        </w:rPr>
+        <w:t>)</w:t>
+      </w:r>
+    </w:p>
+    <w:p>
+      <w:pPr>
+        <w:pStyle w:val="ListParagraph"/>
+        <w:numPr>
+          <w:ilvl w:val="4"/>
+          <w:numId w:val="5"/>
+        </w:numPr>
+        <w:rPr>
+          <w:lang w:val="en-US"/>
+        </w:rPr>
+      </w:pPr>
+      <w:r>
+        <w:rPr>
+          <w:lang w:val="en-US"/>
+        </w:rPr>
+        <w:t>OAuth2</w:t>
+      </w:r>
+    </w:p>
+    <w:p>
+      <w:pPr>
+        <w:pStyle w:val="ListParagraph"/>
+        <w:ind w:left="2880"/>
+        <w:rPr>
+          <w:lang w:val="en-US"/>
+        </w:rPr>
+      </w:pPr>
+    </w:p>
+    <w:p>
+      <w:pPr>
+        <w:pStyle w:val="ListParagraph"/>
+        <w:ind w:left="2880"/>
+        <w:rPr>
+          <w:lang w:val="en-US"/>
+        </w:rPr>
+      </w:pPr>
+    </w:p>
+    <w:p>
+      <w:pPr>
+        <w:pStyle w:val="ListParagraph"/>
+        <w:ind w:left="2880"/>
+        <w:rPr>
+          <w:lang w:val="en-US"/>
+        </w:rPr>
+      </w:pPr>
+      <w:r>
+        <w:rPr>
+          <w:lang w:val="en-US"/>
+        </w:rPr>
+        <w:t>What is CSRF</w:t>
+      </w:r>
+    </w:p>
+    <w:p>
+      <w:pPr>
+        <w:pStyle w:val="ListParagraph"/>
+        <w:ind w:left="2880"/>
+        <w:rPr>
+          <w:lang w:val="en-US"/>
+        </w:rPr>
+      </w:pPr>
+      <w:r>
+        <w:rPr>
+          <w:lang w:val="en-US"/>
+        </w:rPr>
+        <w:t>What is CORS</w:t>
+      </w:r>
+    </w:p>
+    <w:p>
+      <w:pPr>
+        <w:pStyle w:val="ListParagraph"/>
+        <w:ind w:left="2880"/>
+        <w:rPr>
+          <w:lang w:val="en-US"/>
+        </w:rPr>
+      </w:pPr>
+      <w:r>
+        <w:rPr>
+          <w:lang w:val="en-US"/>
+        </w:rPr>
+        <w:t xml:space="preserve">Implements </w:t>
+      </w:r>
+      <w:proofErr w:type="spellStart"/>
+      <w:r>
+        <w:rPr>
+          <w:lang w:val="en-US"/>
+        </w:rPr>
+        <w:t>SecurityConfigurer</w:t>
+      </w:r>
+      <w:proofErr w:type="spellEnd"/>
+      <w:r>
+        <w:rPr>
+          <w:lang w:val="en-US"/>
+        </w:rPr>
+        <w:tab/>
+        <w:t>interface</w:t>
+      </w:r>
+    </w:p>
+    <w:p>
+      <w:pPr>
+        <w:pStyle w:val="ListParagraph"/>
+        <w:ind w:left="2880"/>
+        <w:rPr>
+          <w:lang w:val="en-US"/>
+        </w:rPr>
+      </w:pPr>
+      <w:r>
+        <w:rPr>
+          <w:lang w:val="en-US"/>
+        </w:rPr>
+        <w:t xml:space="preserve">Extends </w:t>
+      </w:r>
+      <w:proofErr w:type="spellStart"/>
+      <w:r>
+        <w:rPr>
+          <w:lang w:val="en-US"/>
+        </w:rPr>
+        <w:t>SecurityConfigurerAdapter</w:t>
+      </w:r>
+      <w:proofErr w:type="spellEnd"/>
+      <w:r>
+        <w:rPr>
+          <w:lang w:val="en-US"/>
+        </w:rPr>
+        <w:tab/>
+        <w:t>class</w:t>
+      </w:r>
+    </w:p>
+    <w:p>
+      <w:pPr>
+        <w:pStyle w:val="ListParagraph"/>
+        <w:ind w:left="2880"/>
+        <w:rPr>
+          <w:lang w:val="en-US"/>
+        </w:rPr>
+      </w:pPr>
+      <w:r>
+        <w:rPr>
+          <w:lang w:val="en-US"/>
+        </w:rPr>
+        <w:lastRenderedPageBreak/>
+        <w:t>configure(http)</w:t>
+      </w:r>
+    </w:p>
+    <w:p>
+      <w:pPr>
+        <w:pStyle w:val="ListParagraph"/>
+        <w:ind w:left="2880"/>
+        <w:rPr>
+          <w:lang w:val="en-US"/>
+        </w:rPr>
+      </w:pPr>
+      <w:r>
+        <w:rPr>
+          <w:lang w:val="en-US"/>
+        </w:rPr>
+        <w:tab/>
+        <w:t>http</w:t>
+      </w:r>
+    </w:p>
+    <w:p>
+      <w:pPr>
+        <w:pStyle w:val="ListParagraph"/>
+        <w:ind w:left="2880"/>
+        <w:rPr>
+          <w:lang w:val="en-US"/>
+        </w:rPr>
+      </w:pPr>
+      <w:r>
+        <w:rPr>
+          <w:lang w:val="en-US"/>
+        </w:rPr>
+        <w:tab/>
+      </w:r>
+      <w:proofErr w:type="gramStart"/>
+      <w:r>
+        <w:rPr>
+          <w:lang w:val="en-US"/>
+        </w:rPr>
+        <w:t>.</w:t>
+      </w:r>
+      <w:proofErr w:type="spellStart"/>
+      <w:r>
+        <w:rPr>
+          <w:lang w:val="en-US"/>
+        </w:rPr>
+        <w:t>antMatcher</w:t>
+      </w:r>
+      <w:proofErr w:type="spellEnd"/>
+      <w:proofErr w:type="gramEnd"/>
+      <w:r>
+        <w:rPr>
+          <w:lang w:val="en-US"/>
+        </w:rPr>
+        <w:t>(</w:t>
+      </w:r>
+      <w:r>
+        <w:rPr>
+          <w:lang w:val="en-US"/>
+        </w:rPr>
+        <w:t>{“/login”,”/signup”)</w:t>
+      </w:r>
+    </w:p>
+    <w:p>
+      <w:pPr>
+        <w:pStyle w:val="ListParagraph"/>
+        <w:ind w:left="2880"/>
+        <w:rPr>
+          <w:lang w:val="en-US"/>
+        </w:rPr>
+      </w:pPr>
+      <w:r>
+        <w:rPr>
+          <w:lang w:val="en-US"/>
+        </w:rPr>
+        <w:tab/>
+      </w:r>
+      <w:proofErr w:type="gramStart"/>
+      <w:r>
+        <w:rPr>
+          <w:lang w:val="en-US"/>
+        </w:rPr>
+        <w:t>.</w:t>
+      </w:r>
+      <w:proofErr w:type="spellStart"/>
+      <w:r>
+        <w:rPr>
+          <w:lang w:val="en-US"/>
+        </w:rPr>
+        <w:t>permitAll</w:t>
+      </w:r>
+      <w:proofErr w:type="spellEnd"/>
+      <w:proofErr w:type="gramEnd"/>
+      <w:r>
+        <w:rPr>
+          <w:lang w:val="en-US"/>
+        </w:rPr>
+        <w:t>()</w:t>
+      </w:r>
+    </w:p>
+    <w:p>
+      <w:pPr>
+        <w:pStyle w:val="ListParagraph"/>
+        <w:ind w:left="2880"/>
+        <w:rPr>
+          <w:lang w:val="en-US"/>
+        </w:rPr>
+      </w:pPr>
+      <w:r>
+        <w:rPr>
+          <w:lang w:val="en-US"/>
+        </w:rPr>
+        <w:tab/>
+      </w:r>
+      <w:proofErr w:type="gramStart"/>
+      <w:r>
+        <w:rPr>
+          <w:lang w:val="en-US"/>
+        </w:rPr>
+        <w:t>.</w:t>
+      </w:r>
+      <w:proofErr w:type="spellStart"/>
+      <w:r>
+        <w:rPr>
+          <w:lang w:val="en-US"/>
+        </w:rPr>
+        <w:t>anyRequest</w:t>
+      </w:r>
+      <w:proofErr w:type="spellEnd"/>
+      <w:proofErr w:type="gramEnd"/>
+      <w:r>
+        <w:rPr>
+          <w:lang w:val="en-US"/>
+        </w:rPr>
+        <w:t>()</w:t>
+      </w:r>
+    </w:p>
+    <w:p>
+      <w:pPr>
+        <w:pStyle w:val="ListParagraph"/>
+        <w:ind w:left="2880"/>
+        <w:rPr>
+          <w:lang w:val="en-US"/>
+        </w:rPr>
+      </w:pPr>
+      <w:r>
+        <w:rPr>
+          <w:lang w:val="en-US"/>
+        </w:rPr>
+        <w:tab/>
+      </w:r>
+      <w:proofErr w:type="gramStart"/>
+      <w:r>
+        <w:rPr>
+          <w:lang w:val="en-US"/>
+        </w:rPr>
+        <w:t>.authenticate</w:t>
+      </w:r>
+      <w:proofErr w:type="gramEnd"/>
+      <w:r>
+        <w:rPr>
+          <w:lang w:val="en-US"/>
+        </w:rPr>
+        <w:t>()</w:t>
+      </w:r>
+    </w:p>
+    <w:p>
+      <w:pPr>
+        <w:pStyle w:val="ListParagraph"/>
+        <w:ind w:left="2880"/>
+        <w:rPr>
+          <w:lang w:val="en-US"/>
+        </w:rPr>
+      </w:pPr>
+    </w:p>
+    <w:p>
+      <w:pPr>
+        <w:pStyle w:val="ListParagraph"/>
+        <w:ind w:left="2880"/>
+        <w:rPr>
+          <w:lang w:val="en-US"/>
+        </w:rPr>
+      </w:pPr>
+    </w:p>
+    <w:p>
+      <w:pPr>
+        <w:pStyle w:val="ListParagraph"/>
+        <w:ind w:left="2880"/>
+        <w:rPr>
+          <w:lang w:val="en-US"/>
+        </w:rPr>
+      </w:pPr>
+      <w:r>
+        <w:rPr>
+          <w:lang w:val="en-US"/>
+        </w:rPr>
+        <w:t>All annotations used in Entity class</w:t>
+      </w:r>
+    </w:p>
+    <w:p>
+      <w:pPr>
+        <w:pStyle w:val="ListParagraph"/>
+        <w:ind w:left="2880"/>
+        <w:rPr>
+          <w:lang w:val="en-US"/>
+        </w:rPr>
+      </w:pPr>
+      <w:r>
+        <w:rPr>
+          <w:lang w:val="en-US"/>
+        </w:rPr>
+        <w:t>@Id</w:t>
+      </w:r>
+    </w:p>
+    <w:p>
+      <w:pPr>
+        <w:pStyle w:val="ListParagraph"/>
+        <w:ind w:left="2880"/>
+        <w:rPr>
+          <w:lang w:val="en-US"/>
+        </w:rPr>
+      </w:pPr>
+      <w:r>
+        <w:rPr>
+          <w:lang w:val="en-US"/>
+        </w:rPr>
+        <w:t>@GeneratedValue</w:t>
+      </w:r>
+    </w:p>
+    <w:p>
+      <w:pPr>
+        <w:pStyle w:val="ListParagraph"/>
+        <w:ind w:left="2880"/>
+        <w:rPr>
+          <w:lang w:val="en-US"/>
+        </w:rPr>
+      </w:pPr>
+    </w:p>
+    <w:p>
+      <w:pPr>
+        <w:pStyle w:val="ListParagraph"/>
+        <w:ind w:left="2880"/>
+        <w:rPr>
+          <w:lang w:val="en-US"/>
+        </w:rPr>
+      </w:pPr>
+      <w:r>
+        <w:rPr>
+          <w:lang w:val="en-US"/>
+        </w:rPr>
+        <w:t>Composite primary key??????</w:t>
+      </w:r>
+      <w:r>
+        <w:rPr>
+          <w:lang w:val="en-US"/>
+        </w:rPr>
+        <w:tab/>
+      </w:r>
+    </w:p>
+    <w:p>
+      <w:pPr>
+        <w:rPr>
+          <w:lang w:val="en-US"/>
+        </w:rPr>
+      </w:pPr>
+    </w:p>
+    <w:p>
+      <w:pPr>
+        <w:rPr>
+          <w:lang w:val="en-US"/>
+        </w:rPr>
+      </w:pPr>
+      <w:r>
+        <w:rPr>
+          <w:lang w:val="en-US"/>
+        </w:rPr>
+        <w:t>`</w:t>
+      </w:r>
+      <w:r>
+        <w:rPr>
+          <w:lang w:val="en-US"/>
+        </w:rPr>
+        <w:tab/>
+      </w:r>
+      <w:r>
+        <w:rPr>
+          <w:lang w:val="en-US"/>
+        </w:rPr>
+        <w:tab/>
+      </w:r>
+      <w:r>
+        <w:rPr>
+          <w:lang w:val="en-US"/>
+        </w:rPr>
+        <w:tab/>
+      </w:r>
+      <w:r>
+        <w:rPr>
+          <w:lang w:val="en-US"/>
+        </w:rPr>
+        <w:tab/>
+      </w:r>
+      <w:r>
+        <w:rPr>
+          <w:lang w:val="en-US"/>
+        </w:rPr>
+        <w:tab/>
+        <w:t>@Data</w:t>
+      </w:r>
+    </w:p>
+    <w:p>
+      <w:pPr>
+        <w:rPr>
+          <w:lang w:val="en-US"/>
+        </w:rPr>
+      </w:pPr>
+      <w:r>
+        <w:rPr>
+          <w:lang w:val="en-US"/>
+        </w:rPr>
+        <w:tab/>
+      </w:r>
+      <w:r>
+        <w:rPr>
+          <w:lang w:val="en-US"/>
+        </w:rPr>
+        <w:tab/>
+      </w:r>
+      <w:r>
+        <w:rPr>
+          <w:lang w:val="en-US"/>
+        </w:rPr>
+        <w:tab/>
+      </w:r>
+      <w:r>
+        <w:rPr>
+          <w:lang w:val="en-US"/>
+        </w:rPr>
+        <w:tab/>
+      </w:r>
+      <w:r>
+        <w:rPr>
+          <w:lang w:val="en-US"/>
+        </w:rPr>
+        <w:tab/>
+        <w:t>@EmbeddedId</w:t>
+      </w:r>
+    </w:p>
+    <w:p>
+      <w:pPr>
+        <w:rPr>
+          <w:lang w:val="en-US"/>
+        </w:rPr>
+      </w:pPr>
+      <w:r>
+        <w:rPr>
+          <w:lang w:val="en-US"/>
+        </w:rPr>
+        <w:tab/>
+      </w:r>
+      <w:r>
+        <w:rPr>
+          <w:lang w:val="en-US"/>
+        </w:rPr>
+        <w:tab/>
+      </w:r>
+      <w:r>
+        <w:rPr>
+          <w:lang w:val="en-US"/>
+        </w:rPr>
+        <w:tab/>
+      </w:r>
+      <w:r>
+        <w:rPr>
+          <w:lang w:val="en-US"/>
+        </w:rPr>
+        <w:tab/>
+      </w:r>
+      <w:r>
+        <w:rPr>
+          <w:lang w:val="en-US"/>
+        </w:rPr>
+        <w:tab/>
+        <w:t xml:space="preserve">class </w:t>
+      </w:r>
+      <w:proofErr w:type="spellStart"/>
+      <w:r>
+        <w:rPr>
+          <w:lang w:val="en-US"/>
+        </w:rPr>
+        <w:t>SalesId</w:t>
+      </w:r>
+      <w:proofErr w:type="spellEnd"/>
+    </w:p>
+    <w:p>
+      <w:pPr>
+        <w:pStyle w:val="ListParagraph"/>
+        <w:ind w:left="2880"/>
+        <w:rPr>
+          <w:lang w:val="en-US"/>
+        </w:rPr>
+      </w:pPr>
+      <w:r>
+        <w:rPr>
+          <w:lang w:val="en-US"/>
+        </w:rPr>
+        <w:tab/>
+        <w:t>{</w:t>
+      </w:r>
+    </w:p>
+    <w:p>
+      <w:pPr>
+        <w:pStyle w:val="ListParagraph"/>
+        <w:ind w:left="2880"/>
+        <w:rPr>
+          <w:lang w:val="en-US"/>
+        </w:rPr>
+      </w:pPr>
+      <w:r>
+        <w:rPr>
+          <w:lang w:val="en-US"/>
+        </w:rPr>
+        <w:tab/>
+      </w:r>
+      <w:r>
+        <w:rPr>
+          <w:lang w:val="en-US"/>
+        </w:rPr>
+        <w:tab/>
+        <w:t xml:space="preserve">Integer </w:t>
+      </w:r>
+      <w:proofErr w:type="spellStart"/>
+      <w:r>
+        <w:rPr>
+          <w:lang w:val="en-US"/>
+        </w:rPr>
+        <w:t>orderId</w:t>
+      </w:r>
+      <w:proofErr w:type="spellEnd"/>
+      <w:r>
+        <w:rPr>
+          <w:lang w:val="en-US"/>
+        </w:rPr>
+        <w:t>;</w:t>
+      </w:r>
+    </w:p>
+    <w:p>
+      <w:pPr>
+        <w:pStyle w:val="ListParagraph"/>
+        <w:ind w:left="2880"/>
+        <w:rPr>
+          <w:lang w:val="en-US"/>
+        </w:rPr>
+      </w:pPr>
+      <w:r>
+        <w:rPr>
+          <w:lang w:val="en-US"/>
+        </w:rPr>
+        <w:tab/>
+      </w:r>
+      <w:r>
+        <w:rPr>
+          <w:lang w:val="en-US"/>
+        </w:rPr>
+        <w:tab/>
+        <w:t xml:space="preserve">Integer </w:t>
+      </w:r>
+      <w:proofErr w:type="spellStart"/>
+      <w:r>
+        <w:rPr>
+          <w:lang w:val="en-US"/>
+        </w:rPr>
+        <w:t>productId</w:t>
+      </w:r>
+      <w:proofErr w:type="spellEnd"/>
+      <w:r>
+        <w:rPr>
+          <w:lang w:val="en-US"/>
+        </w:rPr>
+        <w:t>;</w:t>
+      </w:r>
+    </w:p>
+    <w:p>
+      <w:pPr>
+        <w:pStyle w:val="ListParagraph"/>
+        <w:ind w:left="2880"/>
+        <w:rPr>
+          <w:lang w:val="en-US"/>
+        </w:rPr>
+      </w:pPr>
+    </w:p>
+    <w:p>
+      <w:pPr>
+        <w:pStyle w:val="ListParagraph"/>
+        <w:ind w:left="2880"/>
+        <w:rPr>
+          <w:lang w:val="en-US"/>
+        </w:rPr>
+      </w:pPr>
+      <w:r>
+        <w:rPr>
+          <w:lang w:val="en-US"/>
+        </w:rPr>
+        <w:tab/>
+        <w:t>}</w:t>
+      </w:r>
+    </w:p>
+    <w:p>
+      <w:pPr>
+        <w:pStyle w:val="ListParagraph"/>
+        <w:ind w:left="2880"/>
+        <w:rPr>
+          <w:lang w:val="en-US"/>
+        </w:rPr>
+      </w:pPr>
+      <w:r>
+        <w:rPr>
+          <w:lang w:val="en-US"/>
+        </w:rPr>
+        <w:t>@Entity</w:t>
+      </w:r>
+    </w:p>
+    <w:p>
+      <w:pPr>
+        <w:pStyle w:val="ListParagraph"/>
+        <w:ind w:left="2880"/>
+        <w:rPr>
+          <w:lang w:val="en-US"/>
+        </w:rPr>
+      </w:pPr>
+      <w:r>
+        <w:rPr>
+          <w:lang w:val="en-US"/>
+        </w:rPr>
+        <w:t>@Table(name</w:t>
+      </w:r>
+      <w:proofErr w:type="gramStart"/>
+      <w:r>
+        <w:rPr>
+          <w:lang w:val="en-US"/>
+        </w:rPr>
+        <w:t>=”EMP</w:t>
+      </w:r>
+      <w:proofErr w:type="gramEnd"/>
+      <w:r>
+        <w:rPr>
+          <w:lang w:val="en-US"/>
+        </w:rPr>
+        <w:t>”)</w:t>
+      </w:r>
+    </w:p>
+    <w:p>
+      <w:pPr>
+        <w:pStyle w:val="ListParagraph"/>
+        <w:ind w:left="2880"/>
+        <w:rPr>
+          <w:lang w:val="en-US"/>
+        </w:rPr>
+      </w:pPr>
+      <w:r>
+        <w:rPr>
+          <w:lang w:val="en-US"/>
+        </w:rPr>
+        <w:t xml:space="preserve">public class </w:t>
+      </w:r>
+      <w:r>
+        <w:rPr>
+          <w:lang w:val="en-US"/>
+        </w:rPr>
+        <w:t>Employee</w:t>
+      </w:r>
+    </w:p>
+    <w:p>
+      <w:pPr>
+        <w:pStyle w:val="ListParagraph"/>
+        <w:ind w:left="2880"/>
+        <w:rPr>
+          <w:lang w:val="en-US"/>
+        </w:rPr>
+      </w:pPr>
+      <w:r>
+        <w:rPr>
+          <w:lang w:val="en-US"/>
+        </w:rPr>
+        <w:t>{</w:t>
+      </w:r>
+    </w:p>
+    <w:p>
+      <w:pPr>
+        <w:pStyle w:val="ListParagraph"/>
+        <w:ind w:left="2880"/>
+        <w:rPr>
+          <w:lang w:val="en-US"/>
+        </w:rPr>
+      </w:pPr>
+      <w:r>
+        <w:rPr>
+          <w:lang w:val="en-US"/>
+        </w:rPr>
+        <w:tab/>
+        <w:t>@Id</w:t>
+      </w:r>
+    </w:p>
+    <w:p>
+      <w:pPr>
+        <w:pStyle w:val="ListParagraph"/>
+        <w:ind w:left="2880"/>
+        <w:rPr>
+          <w:lang w:val="en-US"/>
+        </w:rPr>
+      </w:pPr>
+      <w:r>
+        <w:rPr>
+          <w:lang w:val="en-US"/>
+        </w:rPr>
+        <w:tab/>
+        <w:t>@Column(name</w:t>
+      </w:r>
+      <w:proofErr w:type="gramStart"/>
+      <w:r>
+        <w:rPr>
+          <w:lang w:val="en-US"/>
+        </w:rPr>
+        <w:t>=”salesId</w:t>
+      </w:r>
+      <w:proofErr w:type="gramEnd"/>
+      <w:r>
+        <w:rPr>
+          <w:lang w:val="en-US"/>
+        </w:rPr>
+        <w:t>”)</w:t>
+      </w:r>
+    </w:p>
+    <w:p>
+      <w:pPr>
+        <w:pStyle w:val="ListParagraph"/>
+        <w:ind w:left="2880"/>
+        <w:rPr>
+          <w:lang w:val="en-US"/>
+        </w:rPr>
+      </w:pPr>
+      <w:r>
+        <w:rPr>
+          <w:lang w:val="en-US"/>
+        </w:rPr>
+        <w:tab/>
+        <w:t xml:space="preserve">private </w:t>
+      </w:r>
+      <w:proofErr w:type="spellStart"/>
+      <w:r>
+        <w:rPr>
+          <w:lang w:val="en-US"/>
+        </w:rPr>
+        <w:t>SalesId</w:t>
+      </w:r>
+      <w:proofErr w:type="spellEnd"/>
+      <w:r>
+        <w:rPr>
+          <w:lang w:val="en-US"/>
+        </w:rPr>
+        <w:t xml:space="preserve"> </w:t>
+      </w:r>
+      <w:proofErr w:type="spellStart"/>
+      <w:r>
+        <w:rPr>
+          <w:lang w:val="en-US"/>
+        </w:rPr>
+        <w:t>sid</w:t>
+      </w:r>
+      <w:proofErr w:type="spellEnd"/>
+      <w:r>
+        <w:rPr>
+          <w:lang w:val="en-US"/>
+        </w:rPr>
+        <w:t>;</w:t>
+      </w:r>
+    </w:p>
+    <w:p>
+      <w:pPr>
+        <w:pStyle w:val="ListParagraph"/>
+        <w:ind w:left="2880"/>
+        <w:rPr>
+          <w:lang w:val="en-US"/>
+        </w:rPr>
+      </w:pPr>
+    </w:p>
+    <w:p>
+      <w:pPr>
+        <w:pStyle w:val="ListParagraph"/>
+        <w:ind w:left="2880"/>
+        <w:rPr>
+          <w:lang w:val="en-US"/>
+        </w:rPr>
+      </w:pPr>
+      <w:r>
+        <w:rPr>
+          <w:lang w:val="en-US"/>
+        </w:rPr>
+        <w:t>finder Methods in repository</w:t>
+      </w:r>
+    </w:p>
+    <w:p>
+      <w:pPr>
+        <w:pStyle w:val="ListParagraph"/>
+        <w:ind w:left="2880"/>
+        <w:rPr>
+          <w:lang w:val="en-US"/>
+        </w:rPr>
+      </w:pPr>
+    </w:p>
+    <w:p>
+      <w:pPr>
+        <w:pStyle w:val="ListParagraph"/>
+        <w:ind w:left="2880"/>
+        <w:rPr>
+          <w:lang w:val="en-US"/>
+        </w:rPr>
+      </w:pPr>
+      <w:proofErr w:type="spellStart"/>
+      <w:r>
+        <w:rPr>
+          <w:lang w:val="en-US"/>
+        </w:rPr>
+        <w:t>findByAddress</w:t>
+      </w:r>
+      <w:proofErr w:type="spellEnd"/>
+    </w:p>
+    <w:p>
+      <w:pPr>
+        <w:pStyle w:val="ListParagraph"/>
+        <w:ind w:left="2880"/>
+        <w:rPr>
+          <w:lang w:val="en-US"/>
+        </w:rPr>
+      </w:pPr>
+      <w:proofErr w:type="spellStart"/>
+      <w:r>
+        <w:rPr>
+          <w:lang w:val="en-US"/>
+        </w:rPr>
+        <w:t>findByPhone</w:t>
+      </w:r>
+      <w:proofErr w:type="spellEnd"/>
+    </w:p>
+    <w:p>
+      <w:pPr>
+        <w:pStyle w:val="ListParagraph"/>
+        <w:ind w:left="2880"/>
+        <w:rPr>
+          <w:lang w:val="en-US"/>
+        </w:rPr>
+      </w:pPr>
+      <w:proofErr w:type="spellStart"/>
+      <w:r>
+        <w:rPr>
+          <w:lang w:val="en-US"/>
+        </w:rPr>
+        <w:t>findByEmail</w:t>
+      </w:r>
+      <w:proofErr w:type="spellEnd"/>
+    </w:p>
+    <w:p>
+      <w:pPr>
+        <w:pStyle w:val="ListParagraph"/>
+        <w:ind w:left="2880"/>
+        <w:rPr>
+          <w:lang w:val="en-US"/>
+        </w:rPr>
+      </w:pPr>
+    </w:p>
+    <w:p>
+      <w:pPr>
+        <w:pStyle w:val="ListParagraph"/>
+        <w:ind w:left="2880"/>
+        <w:rPr>
+          <w:lang w:val="en-US"/>
+        </w:rPr>
+      </w:pPr>
+      <w:r>
+        <w:rPr>
+          <w:lang w:val="en-US"/>
+        </w:rPr>
+        <w:t>@</w:t>
+      </w:r>
+      <w:proofErr w:type="gramStart"/>
+      <w:r>
+        <w:rPr>
+          <w:lang w:val="en-US"/>
+        </w:rPr>
+        <w:t>Query(</w:t>
+      </w:r>
+      <w:proofErr w:type="gramEnd"/>
+      <w:r>
+        <w:rPr>
+          <w:lang w:val="en-US"/>
+        </w:rPr>
+        <w:t xml:space="preserve">“select e from Employee e where e.name=:name and </w:t>
+      </w:r>
+      <w:proofErr w:type="spellStart"/>
+      <w:r>
+        <w:rPr>
+          <w:lang w:val="en-US"/>
+        </w:rPr>
+        <w:t>e.address</w:t>
+      </w:r>
+      <w:proofErr w:type="spellEnd"/>
+      <w:r>
+        <w:rPr>
+          <w:lang w:val="en-US"/>
+        </w:rPr>
+        <w:t>=:address”)</w:t>
+      </w:r>
+    </w:p>
+    <w:p>
+      <w:pPr>
+        <w:pStyle w:val="ListParagraph"/>
+        <w:ind w:left="2880"/>
+        <w:rPr>
+          <w:sz w:val="16"/>
+          <w:szCs w:val="16"/>
+          <w:lang w:val="en-US"/>
+        </w:rPr>
+      </w:pPr>
+    </w:p>
+    <w:p>
+      <w:pPr>
+        <w:pStyle w:val="ListParagraph"/>
+        <w:ind w:left="2880"/>
+        <w:rPr>
+          <w:sz w:val="16"/>
+          <w:szCs w:val="16"/>
+          <w:lang w:val="en-US"/>
+        </w:rPr>
+      </w:pPr>
+      <w:r>
+        <w:rPr>
+          <w:sz w:val="16"/>
+          <w:szCs w:val="16"/>
+          <w:lang w:val="en-US"/>
+        </w:rPr>
+        <w:t xml:space="preserve">public List&lt;Employee&gt; </w:t>
+      </w:r>
+      <w:proofErr w:type="spellStart"/>
+      <w:r>
+        <w:rPr>
+          <w:sz w:val="16"/>
+          <w:szCs w:val="16"/>
+          <w:lang w:val="en-US"/>
+        </w:rPr>
+        <w:t>findEmployeesByNameAndAddress</w:t>
+      </w:r>
+      <w:proofErr w:type="spellEnd"/>
+      <w:r>
+        <w:rPr>
+          <w:sz w:val="16"/>
+          <w:szCs w:val="16"/>
+          <w:lang w:val="en-US"/>
+        </w:rPr>
+        <w:t>(@Param(“name</w:t>
+      </w:r>
+      <w:proofErr w:type="gramStart"/>
+      <w:r>
+        <w:rPr>
+          <w:sz w:val="16"/>
+          <w:szCs w:val="16"/>
+          <w:lang w:val="en-US"/>
+        </w:rPr>
+        <w:t>”)String</w:t>
+      </w:r>
+      <w:proofErr w:type="gramEnd"/>
+      <w:r>
+        <w:rPr>
+          <w:sz w:val="16"/>
+          <w:szCs w:val="16"/>
+          <w:lang w:val="en-US"/>
+        </w:rPr>
+        <w:t xml:space="preserve"> </w:t>
+      </w:r>
+      <w:proofErr w:type="spellStart"/>
+      <w:r>
+        <w:rPr>
+          <w:sz w:val="16"/>
+          <w:szCs w:val="16"/>
+          <w:lang w:val="en-US"/>
+        </w:rPr>
+        <w:t>name,@Param</w:t>
+      </w:r>
+      <w:proofErr w:type="spellEnd"/>
+      <w:r>
+        <w:rPr>
+          <w:sz w:val="16"/>
+          <w:szCs w:val="16"/>
+          <w:lang w:val="en-US"/>
+        </w:rPr>
+        <w:t>(“address”)String address);</w:t>
+      </w:r>
+    </w:p>
+    <w:p>
+      <w:pPr>
+        <w:pStyle w:val="ListParagraph"/>
+        <w:ind w:left="2880"/>
+        <w:rPr>
+          <w:sz w:val="16"/>
+          <w:szCs w:val="16"/>
+          <w:lang w:val="en-US"/>
+        </w:rPr>
+      </w:pPr>
+    </w:p>
+    <w:p>
+      <w:pPr>
+        <w:pStyle w:val="ListParagraph"/>
+        <w:ind w:left="2880"/>
+        <w:rPr>
+          <w:sz w:val="16"/>
+          <w:szCs w:val="16"/>
+          <w:lang w:val="en-US"/>
+        </w:rPr>
+      </w:pPr>
+    </w:p>
+    <w:p>
+      <w:pPr>
+        <w:pStyle w:val="ListParagraph"/>
+        <w:ind w:left="2880"/>
+        <w:rPr>
+          <w:sz w:val="16"/>
+          <w:szCs w:val="16"/>
+          <w:lang w:val="en-US"/>
+        </w:rPr>
+      </w:pPr>
+      <w:hyperlink r:id="rId6" w:history="1">
+        <w:r>
+          <w:rPr>
+            <w:rStyle w:val="Hyperlink"/>
+            <w:sz w:val="16"/>
+            <w:szCs w:val="16"/>
+            <w:lang w:val="en-US"/>
+          </w:rPr>
+          <w:t>https://docs.google.com/spreadsheets/d/1NxCk24XfdjpggmZ69VOVNu7Uv1KiwqIGaQbabQrSw7I/edit?usp=sharing</w:t>
+        </w:r>
+      </w:hyperlink>
+    </w:p>
+    <w:p>
+      <w:pPr>
+        <w:pStyle w:val="ListParagraph"/>
+        <w:ind w:left="2880"/>
+        <w:rPr>
+          <w:sz w:val="16"/>
+          <w:szCs w:val="16"/>
           <w:lang w:val="en-US"/>
         </w:rPr>
       </w:pPr>
@@ -1557,7 +3130,7 @@
   <w:abstractNum w:abstractNumId="4" w15:restartNumberingAfterBreak="0">
     <w:nsid w:val="7DFA3E2D"/>
     <w:multiLevelType w:val="hybridMultilevel"/>
-    <w:tmpl w:val="BE5A0974"/>
+    <w:tmpl w:val="B0123D9C"/>
     <w:lvl w:ilvl="0" w:tplc="A6E40A40">
       <w:start w:val="1"/>
       <w:numFmt w:val="lowerRoman"/>
@@ -1588,16 +3161,19 @@
         <w:ind w:left="2160" w:hanging="180"/>
       </w:pPr>
     </w:lvl>
-    <w:lvl w:ilvl="3" w:tplc="4009000F" w:tentative="1">
+    <w:lvl w:ilvl="3" w:tplc="E5D8381A">
       <w:start w:val="1"/>
       <w:numFmt w:val="decimal"/>
-      <w:lvlText w:val="%4."/>
+      <w:lvlText w:val="%4)"/>
       <w:lvlJc w:val="left"/>
       <w:pPr>
         <w:ind w:left="2880" w:hanging="360"/>
       </w:pPr>
-    </w:lvl>
-    <w:lvl w:ilvl="4" w:tplc="40090019" w:tentative="1">
+      <w:rPr>
+        <w:rFonts w:hint="default"/>
+      </w:rPr>
+    </w:lvl>
+    <w:lvl w:ilvl="4" w:tplc="40090019">
       <w:start w:val="1"/>
       <w:numFmt w:val="lowerLetter"/>
       <w:lvlText w:val="%5."/>

--- a/notes_17Jun2023.docx
+++ b/notes_17Jun2023.docx
@@ -2690,39 +2690,6 @@
           <w:lang w:val="en-US"/>
         </w:rPr>
       </w:pPr>
-    </w:p>
-    <w:p>
-      <w:pPr>
-        <w:pStyle w:val="ListParagraph"/>
-        <w:ind w:left="2880"/>
-        <w:rPr>
-          <w:sz w:val="16"/>
-          <w:szCs w:val="16"/>
-          <w:lang w:val="en-US"/>
-        </w:rPr>
-      </w:pPr>
-    </w:p>
-    <w:p>
-      <w:pPr>
-        <w:pStyle w:val="ListParagraph"/>
-        <w:ind w:left="2880"/>
-        <w:rPr>
-          <w:sz w:val="16"/>
-          <w:szCs w:val="16"/>
-          <w:lang w:val="en-US"/>
-        </w:rPr>
-      </w:pPr>
-      <w:hyperlink r:id="rId6" w:history="1">
-        <w:r>
-          <w:rPr>
-            <w:rStyle w:val="Hyperlink"/>
-            <w:sz w:val="16"/>
-            <w:szCs w:val="16"/>
-            <w:lang w:val="en-US"/>
-          </w:rPr>
-          <w:t>https://docs.google.com/spreadsheets/d/1NxCk24XfdjpggmZ69VOVNu7Uv1KiwqIGaQbabQrSw7I/edit?usp=sharing</w:t>
-        </w:r>
-      </w:hyperlink>
     </w:p>
     <w:p>
       <w:pPr>
